--- a/doc/หน้า บันทึกผลการติดตามนัดหมาย.docx
+++ b/doc/หน้า บันทึกผลการติดตามนัดหมาย.docx
@@ -28,78 +28,57 @@
     <w:p>
       <w:r>
         <w:rPr>
-          <w:lang w:val="en-US"/>
-        </w:rPr>
-        <w:t>#</w:t>
-      </w:r>
-      <w:r>
-        <w:rPr>
-          <w:rFonts w:hint="cs"/>
-          <w:cs/>
-        </w:rPr>
-        <w:t>ปรับปรุงดังนี้</w:t>
+          <w:rFonts w:hint="cs"/>
+          <w:cs/>
+        </w:rPr>
+        <w:t xml:space="preserve">และหน้า ประวัติการติดตามนัดหมาย </w:t>
       </w:r>
     </w:p>
     <w:p>
       <w:pPr>
         <w:rPr>
-          <w:lang w:val="en-US"/>
+          <w:rFonts w:hint="cs"/>
         </w:rPr>
       </w:pPr>
       <w:r>
-        <w:rPr>
-          <w:rFonts w:hint="cs"/>
-          <w:cs/>
-        </w:rPr>
-        <w:t xml:space="preserve">  </w:t>
-      </w:r>
-      <w:r>
-        <w:rPr>
-          <w:cs/>
-        </w:rPr>
-        <w:tab/>
-      </w:r>
-      <w:r>
-        <w:rPr>
-          <w:rFonts w:hint="cs"/>
-          <w:cs/>
-        </w:rPr>
-        <w:t>ข้อ 7</w:t>
-      </w:r>
-      <w:r>
-        <w:rPr>
-          <w:lang w:val="en-US"/>
-        </w:rPr>
+        <w:t>app/admin/patients/</w:t>
+      </w:r>
+      <w:r>
+        <w:t>[</w:t>
+      </w:r>
+      <w:r>
+        <w:t>id]</w:t>
+      </w:r>
+      <w:r>
+        <w:t>/</w:t>
+      </w:r>
+      <w:r>
         <w:t xml:space="preserve"> </w:t>
       </w:r>
       <w:r>
-        <w:rPr>
-          <w:rFonts w:hint="cs"/>
-          <w:cs/>
-          <w:lang w:val="en-US"/>
-        </w:rPr>
-        <w:t xml:space="preserve">สรุปข้อมูลการติดตามวันนี้ </w:t>
+        <w:t>followup-history</w:t>
       </w:r>
     </w:p>
     <w:p>
       <w:pPr>
         <w:rPr>
+          <w:rFonts w:hint="cs"/>
           <w:lang w:val="en-US"/>
         </w:rPr>
       </w:pPr>
       <w:r>
         <w:rPr>
-          <w:cs/>
           <w:lang w:val="en-US"/>
         </w:rPr>
-        <w:tab/>
-      </w:r>
-      <w:r>
-        <w:rPr>
+        <w:t>#</w:t>
+      </w:r>
+      <w:r>
+        <w:rPr>
+          <w:rFonts w:hint="cs"/>
           <w:cs/>
           <w:lang w:val="en-US"/>
         </w:rPr>
-        <w:tab/>
+        <w:t>การส่งมาหน้านี้ จากหน้า ประวัติ</w:t>
       </w:r>
       <w:r>
         <w:rPr>
@@ -107,13 +86,15 @@
           <w:cs/>
           <w:lang w:val="en-US"/>
         </w:rPr>
-        <w:t xml:space="preserve">ให้ขึ้นผลสรุปที่สอดคล้องกับ การติ๊กคำตอบของข้อ </w:t>
-      </w:r>
-      <w:r>
-        <w:rPr>
+        <w:t>การติดตาม</w:t>
+      </w:r>
+      <w:r>
+        <w:rPr>
+          <w:rFonts w:hint="cs"/>
+          <w:cs/>
           <w:lang w:val="en-US"/>
         </w:rPr>
-        <w:t>5</w:t>
+        <w:t>นัดหมาย</w:t>
       </w:r>
       <w:r>
         <w:rPr>
@@ -121,36 +102,256 @@
           <w:cs/>
           <w:lang w:val="en-US"/>
         </w:rPr>
-        <w:t xml:space="preserve"> ติดตามแผนปฏิบัติกิจกรรม</w:t>
-      </w:r>
+        <w:t xml:space="preserve">   ในปุ่ม บันทึกการติดตามใหม่</w:t>
+      </w:r>
+    </w:p>
+    <w:p>
+      <w:r>
+        <w:rPr>
+          <w:rFonts w:hint="cs"/>
+          <w:cs/>
+        </w:rPr>
+        <w:t xml:space="preserve">ส่งจากหน้านี้ </w:t>
+      </w:r>
+      <w:r>
+        <w:rPr>
+          <w:rFonts w:hint="cs"/>
+          <w:cs/>
+        </w:rPr>
+        <w:t xml:space="preserve"> </w:t>
+      </w:r>
+      <w:hyperlink r:id="rId4" w:history="1">
+        <w:r>
+          <w:rPr>
+            <w:rStyle w:val="Hyperlink"/>
+          </w:rPr>
+          <w:t>https://demi-plus-web-v</w:t>
+        </w:r>
+        <w:r>
+          <w:rPr>
+            <w:rStyle w:val="Hyperlink"/>
+            <w:cs/>
+          </w:rPr>
+          <w:t>2.</w:t>
+        </w:r>
+        <w:r>
+          <w:rPr>
+            <w:rStyle w:val="Hyperlink"/>
+          </w:rPr>
+          <w:t>vercel.app/admin/patients/</w:t>
+        </w:r>
+        <w:r>
+          <w:rPr>
+            <w:rStyle w:val="Hyperlink"/>
+            <w:cs/>
+          </w:rPr>
+          <w:t>92</w:t>
+        </w:r>
+        <w:r>
+          <w:rPr>
+            <w:rStyle w:val="Hyperlink"/>
+          </w:rPr>
+          <w:t>d</w:t>
+        </w:r>
+        <w:r>
+          <w:rPr>
+            <w:rStyle w:val="Hyperlink"/>
+            <w:cs/>
+          </w:rPr>
+          <w:t>7</w:t>
+        </w:r>
+        <w:r>
+          <w:rPr>
+            <w:rStyle w:val="Hyperlink"/>
+          </w:rPr>
+          <w:t>e</w:t>
+        </w:r>
+        <w:r>
+          <w:rPr>
+            <w:rStyle w:val="Hyperlink"/>
+            <w:cs/>
+          </w:rPr>
+          <w:t>661-</w:t>
+        </w:r>
+        <w:r>
+          <w:rPr>
+            <w:rStyle w:val="Hyperlink"/>
+          </w:rPr>
+          <w:t>c</w:t>
+        </w:r>
+        <w:r>
+          <w:rPr>
+            <w:rStyle w:val="Hyperlink"/>
+            <w:cs/>
+          </w:rPr>
+          <w:t>861-4</w:t>
+        </w:r>
+        <w:r>
+          <w:rPr>
+            <w:rStyle w:val="Hyperlink"/>
+          </w:rPr>
+          <w:t>d</w:t>
+        </w:r>
+        <w:r>
+          <w:rPr>
+            <w:rStyle w:val="Hyperlink"/>
+            <w:cs/>
+          </w:rPr>
+          <w:t>4</w:t>
+        </w:r>
+        <w:r>
+          <w:rPr>
+            <w:rStyle w:val="Hyperlink"/>
+          </w:rPr>
+          <w:t>b-b</w:t>
+        </w:r>
+        <w:r>
+          <w:rPr>
+            <w:rStyle w:val="Hyperlink"/>
+            <w:cs/>
+          </w:rPr>
+          <w:t>7</w:t>
+        </w:r>
+        <w:r>
+          <w:rPr>
+            <w:rStyle w:val="Hyperlink"/>
+          </w:rPr>
+          <w:t>ed-e</w:t>
+        </w:r>
+        <w:r>
+          <w:rPr>
+            <w:rStyle w:val="Hyperlink"/>
+            <w:cs/>
+          </w:rPr>
+          <w:t>83951</w:t>
+        </w:r>
+        <w:r>
+          <w:rPr>
+            <w:rStyle w:val="Hyperlink"/>
+          </w:rPr>
+          <w:t>d</w:t>
+        </w:r>
+        <w:r>
+          <w:rPr>
+            <w:rStyle w:val="Hyperlink"/>
+            <w:cs/>
+          </w:rPr>
+          <w:t>070</w:t>
+        </w:r>
+        <w:r>
+          <w:rPr>
+            <w:rStyle w:val="Hyperlink"/>
+          </w:rPr>
+          <w:t>ee/followup-history</w:t>
+        </w:r>
+      </w:hyperlink>
+      <w:r>
+        <w:rPr>
+          <w:rFonts w:hint="cs"/>
+          <w:cs/>
+        </w:rPr>
+        <w:t xml:space="preserve">   </w:t>
+      </w:r>
+      <w:r>
+        <w:rPr>
+          <w:rFonts w:hint="cs"/>
+          <w:cs/>
+        </w:rPr>
+        <w:t>จะมีข้อผิดพลาดดังรูป โดย</w:t>
+      </w:r>
+      <w:proofErr w:type="spellStart"/>
+      <w:r>
+        <w:rPr>
+          <w:rFonts w:hint="cs"/>
+          <w:cs/>
+        </w:rPr>
+        <w:t>ลิ้งค์</w:t>
+      </w:r>
+      <w:proofErr w:type="spellEnd"/>
+      <w:r>
+        <w:rPr>
+          <w:rFonts w:hint="cs"/>
+          <w:cs/>
+        </w:rPr>
+        <w:t xml:space="preserve">ที่ส่งเป็น </w:t>
+      </w:r>
+      <w:hyperlink r:id="rId5" w:history="1">
+        <w:r>
+          <w:rPr>
+            <w:rStyle w:val="Hyperlink"/>
+          </w:rPr>
+          <w:t>https://demi-plus-web-v2.vercel.app/admin/appointments/followup/dcd44c5d-7cc3-4674-b828-b77816c0461e</w:t>
+        </w:r>
+      </w:hyperlink>
     </w:p>
     <w:p>
       <w:pPr>
         <w:rPr>
           <w:rFonts w:hint="cs"/>
+          <w:cs/>
           <w:lang w:val="en-US"/>
         </w:rPr>
       </w:pPr>
       <w:r>
         <w:rPr>
-          <w:cs/>
+          <w:rFonts w:hint="cs"/>
+          <w:cs/>
+        </w:rPr>
+        <w:t xml:space="preserve">  ซึ่ง เป็น</w:t>
+      </w:r>
+      <w:proofErr w:type="spellStart"/>
+      <w:r>
+        <w:rPr>
+          <w:rFonts w:hint="cs"/>
+          <w:cs/>
+        </w:rPr>
+        <w:t>ลิ้งค์</w:t>
+      </w:r>
+      <w:proofErr w:type="spellEnd"/>
+      <w:r>
+        <w:rPr>
+          <w:rFonts w:hint="cs"/>
+          <w:cs/>
+        </w:rPr>
+        <w:t xml:space="preserve">ที่ไม่ถูก (ทำให้เกิดข้อผิดพลาดขึ้นดังรูป)เพราะว่า เราปรับแก้ไขหน้า แก้ไขผลการติดตามนัดหมายแล้ว จึงทำให้ </w:t>
+      </w:r>
+      <w:proofErr w:type="spellStart"/>
+      <w:r>
+        <w:rPr>
+          <w:rFonts w:hint="cs"/>
+          <w:cs/>
+        </w:rPr>
+        <w:t>ลิ้ง</w:t>
+      </w:r>
+      <w:proofErr w:type="spellEnd"/>
+      <w:r>
+        <w:rPr>
+          <w:rFonts w:hint="cs"/>
+          <w:cs/>
+        </w:rPr>
+        <w:t xml:space="preserve">ที่ส่งมีวิธีการที่ผิดพลาด ดังนั้น จึงควรแก้ไข หน้าประวัตินัดหมายให้ ส่ง </w:t>
+      </w:r>
+      <w:r>
+        <w:rPr>
           <w:lang w:val="en-US"/>
         </w:rPr>
-        <w:tab/>
-      </w:r>
-      <w:r>
-        <w:rPr>
+        <w:t xml:space="preserve">link </w:t>
+      </w:r>
+      <w:r>
+        <w:rPr>
+          <w:rFonts w:hint="cs"/>
           <w:cs/>
           <w:lang w:val="en-US"/>
         </w:rPr>
-        <w:tab/>
-      </w:r>
-      <w:r>
-        <w:rPr>
+        <w:t>ที่ถูกต้องในแบบปรับปรุงแล้วให้ด้วย  ส่งสรุปการแก้ไข และ การแก้ไขที่สมบูรณ์พร้อมวางมาให้ด้วย จะส่ง ไฟล์ หน้าประวัติ</w:t>
+      </w:r>
+      <w:r>
+        <w:rPr>
+          <w:rFonts w:hint="cs"/>
           <w:cs/>
           <w:lang w:val="en-US"/>
         </w:rPr>
-        <w:tab/>
+        <w:t>การติดตาม</w:t>
       </w:r>
       <w:r>
         <w:rPr>
@@ -158,88 +359,12 @@
           <w:cs/>
           <w:lang w:val="en-US"/>
         </w:rPr>
-        <w:t>เมื่อมีการติ๊ก ในนข้อต่างๆ ให้ ผลสรุป ถูกปรับตามนั้น ตอนนี้ ยังไม่ค่อยถูกต้องในการติ๊กทั้ง</w:t>
-      </w:r>
-      <w:r>
-        <w:rPr>
-          <w:lang w:val="en-US"/>
-        </w:rPr>
-        <w:t>3</w:t>
-      </w:r>
-      <w:r>
-        <w:rPr>
-          <w:rFonts w:hint="cs"/>
-          <w:cs/>
-          <w:lang w:val="en-US"/>
-        </w:rPr>
-        <w:t xml:space="preserve"> อย่าง ปริมาณอาหาร ชนิดอาหาร การเคลื่อนไหว สำเร็จ ไม่สำเร็จ และไม่อยู่ในแผน ให้สอดคล้องกันด้วย</w:t>
-      </w:r>
-    </w:p>
-    <w:p>
-      <w:r>
-        <w:rPr>
-          <w:rFonts w:hint="cs"/>
-          <w:cs/>
-        </w:rPr>
-        <w:t xml:space="preserve">ก่อนที่จะ  </w:t>
-      </w:r>
-      <w:proofErr w:type="spellStart"/>
-      <w:r>
-        <w:rPr>
-          <w:rFonts w:hint="cs"/>
-          <w:cs/>
-        </w:rPr>
-        <w:t>บั</w:t>
-      </w:r>
-      <w:proofErr w:type="spellEnd"/>
-      <w:r>
-        <w:rPr>
-          <w:rFonts w:hint="cs"/>
-          <w:cs/>
-        </w:rPr>
-        <w:t>นทึผลการติดตาม เมื่อกดปุ่ม บันทึกผลการติดตาม</w:t>
-      </w:r>
-    </w:p>
-    <w:p>
-      <w:r>
-        <w:rPr>
-          <w:cs/>
-        </w:rPr>
-        <w:tab/>
-      </w:r>
-      <w:r>
-        <w:rPr>
-          <w:rFonts w:hint="cs"/>
-          <w:cs/>
-        </w:rPr>
-        <w:t>ให้มีการถามย้ำ ว่าต้องการบันทึก จริงๆแล้วมั้ย</w:t>
-      </w:r>
-    </w:p>
-    <w:p>
-      <w:r>
-        <w:rPr>
-          <w:cs/>
-        </w:rPr>
-        <w:tab/>
-      </w:r>
-      <w:r>
-        <w:rPr>
-          <w:cs/>
-        </w:rPr>
-        <w:tab/>
-      </w:r>
-      <w:r>
-        <w:rPr>
-          <w:rFonts w:hint="cs"/>
-          <w:cs/>
-        </w:rPr>
-        <w:t>เผื่อกรณีกดพลาด กรณีที่ยังต้องการแก้ไข บันทึกไม่ถูกต้อง ก่อนการบันทึกจริงๆ</w:t>
+        <w:t>นัดหมายไปให้ดู เพื่อแก้ไข กลับมาด้วย</w:t>
       </w:r>
     </w:p>
     <w:p>
       <w:pPr>
         <w:rPr>
-          <w:rFonts w:hint="cs"/>
           <w:cs/>
           <w:lang w:val="en-US"/>
         </w:rPr>
@@ -861,7 +986,6 @@
   <w:style w:type="character" w:default="1" w:styleId="DefaultParagraphFont">
     <w:name w:val="Default Paragraph Font"/>
     <w:uiPriority w:val="1"/>
-    <w:semiHidden/>
     <w:unhideWhenUsed/>
   </w:style>
   <w:style w:type="table" w:default="1" w:styleId="TableNormal">
@@ -1175,6 +1299,41 @@
       <w:smallCaps/>
       <w:color w:val="0F4761" w:themeColor="accent1" w:themeShade="BF"/>
       <w:spacing w:val="5"/>
+    </w:rPr>
+  </w:style>
+  <w:style w:type="character" w:styleId="Hyperlink">
+    <w:name w:val="Hyperlink"/>
+    <w:basedOn w:val="DefaultParagraphFont"/>
+    <w:uiPriority w:val="99"/>
+    <w:unhideWhenUsed/>
+    <w:rsid w:val="00372E32"/>
+    <w:rPr>
+      <w:color w:val="467886" w:themeColor="hyperlink"/>
+      <w:u w:val="single"/>
+    </w:rPr>
+  </w:style>
+  <w:style w:type="character" w:styleId="UnresolvedMention">
+    <w:name w:val="Unresolved Mention"/>
+    <w:basedOn w:val="DefaultParagraphFont"/>
+    <w:uiPriority w:val="99"/>
+    <w:semiHidden/>
+    <w:unhideWhenUsed/>
+    <w:rsid w:val="00372E32"/>
+    <w:rPr>
+      <w:color w:val="605E5C"/>
+      <w:shd w:val="clear" w:color="auto" w:fill="E1DFDD"/>
+    </w:rPr>
+  </w:style>
+  <w:style w:type="character" w:styleId="FollowedHyperlink">
+    <w:name w:val="FollowedHyperlink"/>
+    <w:basedOn w:val="DefaultParagraphFont"/>
+    <w:uiPriority w:val="99"/>
+    <w:semiHidden/>
+    <w:unhideWhenUsed/>
+    <w:rsid w:val="009C7520"/>
+    <w:rPr>
+      <w:color w:val="96607D" w:themeColor="followedHyperlink"/>
+      <w:u w:val="single"/>
     </w:rPr>
   </w:style>
 </w:styles>

--- a/doc/หน้า บันทึกผลการติดตามนัดหมาย.docx
+++ b/doc/หน้า บันทึกผลการติดตามนัดหมาย.docx
@@ -26,270 +26,10 @@
       </w:r>
     </w:p>
     <w:p>
-      <w:r>
-        <w:rPr>
-          <w:rFonts w:hint="cs"/>
-          <w:cs/>
-        </w:rPr>
-        <w:t xml:space="preserve">และหน้า ประวัติการติดตามนัดหมาย </w:t>
-      </w:r>
-    </w:p>
-    <w:p>
-      <w:pPr>
-        <w:rPr>
-          <w:rFonts w:hint="cs"/>
-        </w:rPr>
-      </w:pPr>
-      <w:r>
-        <w:t>app/admin/patients/</w:t>
-      </w:r>
-      <w:r>
-        <w:t>[</w:t>
-      </w:r>
-      <w:r>
-        <w:t>id]</w:t>
-      </w:r>
-      <w:r>
-        <w:t>/</w:t>
-      </w:r>
-      <w:r>
-        <w:t xml:space="preserve"> </w:t>
-      </w:r>
-      <w:r>
-        <w:t>followup-history</w:t>
-      </w:r>
-    </w:p>
-    <w:p>
-      <w:pPr>
-        <w:rPr>
-          <w:rFonts w:hint="cs"/>
-          <w:lang w:val="en-US"/>
-        </w:rPr>
-      </w:pPr>
-      <w:r>
-        <w:rPr>
-          <w:lang w:val="en-US"/>
-        </w:rPr>
-        <w:t>#</w:t>
-      </w:r>
-      <w:r>
-        <w:rPr>
-          <w:rFonts w:hint="cs"/>
-          <w:cs/>
-          <w:lang w:val="en-US"/>
-        </w:rPr>
-        <w:t>การส่งมาหน้านี้ จากหน้า ประวัติ</w:t>
-      </w:r>
-      <w:r>
-        <w:rPr>
-          <w:rFonts w:hint="cs"/>
-          <w:cs/>
-          <w:lang w:val="en-US"/>
-        </w:rPr>
-        <w:t>การติดตาม</w:t>
-      </w:r>
-      <w:r>
-        <w:rPr>
-          <w:rFonts w:hint="cs"/>
-          <w:cs/>
-          <w:lang w:val="en-US"/>
-        </w:rPr>
-        <w:t>นัดหมาย</w:t>
-      </w:r>
-      <w:r>
-        <w:rPr>
-          <w:rFonts w:hint="cs"/>
-          <w:cs/>
-          <w:lang w:val="en-US"/>
-        </w:rPr>
-        <w:t xml:space="preserve">   ในปุ่ม บันทึกการติดตามใหม่</w:t>
-      </w:r>
-    </w:p>
-    <w:p>
-      <w:r>
-        <w:rPr>
-          <w:rFonts w:hint="cs"/>
-          <w:cs/>
-        </w:rPr>
-        <w:t xml:space="preserve">ส่งจากหน้านี้ </w:t>
-      </w:r>
-      <w:r>
-        <w:rPr>
-          <w:rFonts w:hint="cs"/>
-          <w:cs/>
-        </w:rPr>
-        <w:t xml:space="preserve"> </w:t>
-      </w:r>
-      <w:hyperlink r:id="rId4" w:history="1">
-        <w:r>
-          <w:rPr>
-            <w:rStyle w:val="Hyperlink"/>
-          </w:rPr>
-          <w:t>https://demi-plus-web-v</w:t>
-        </w:r>
-        <w:r>
-          <w:rPr>
-            <w:rStyle w:val="Hyperlink"/>
-            <w:cs/>
-          </w:rPr>
-          <w:t>2.</w:t>
-        </w:r>
-        <w:r>
-          <w:rPr>
-            <w:rStyle w:val="Hyperlink"/>
-          </w:rPr>
-          <w:t>vercel.app/admin/patients/</w:t>
-        </w:r>
-        <w:r>
-          <w:rPr>
-            <w:rStyle w:val="Hyperlink"/>
-            <w:cs/>
-          </w:rPr>
-          <w:t>92</w:t>
-        </w:r>
-        <w:r>
-          <w:rPr>
-            <w:rStyle w:val="Hyperlink"/>
-          </w:rPr>
-          <w:t>d</w:t>
-        </w:r>
-        <w:r>
-          <w:rPr>
-            <w:rStyle w:val="Hyperlink"/>
-            <w:cs/>
-          </w:rPr>
-          <w:t>7</w:t>
-        </w:r>
-        <w:r>
-          <w:rPr>
-            <w:rStyle w:val="Hyperlink"/>
-          </w:rPr>
-          <w:t>e</w:t>
-        </w:r>
-        <w:r>
-          <w:rPr>
-            <w:rStyle w:val="Hyperlink"/>
-            <w:cs/>
-          </w:rPr>
-          <w:t>661-</w:t>
-        </w:r>
-        <w:r>
-          <w:rPr>
-            <w:rStyle w:val="Hyperlink"/>
-          </w:rPr>
-          <w:t>c</w:t>
-        </w:r>
-        <w:r>
-          <w:rPr>
-            <w:rStyle w:val="Hyperlink"/>
-            <w:cs/>
-          </w:rPr>
-          <w:t>861-4</w:t>
-        </w:r>
-        <w:r>
-          <w:rPr>
-            <w:rStyle w:val="Hyperlink"/>
-          </w:rPr>
-          <w:t>d</w:t>
-        </w:r>
-        <w:r>
-          <w:rPr>
-            <w:rStyle w:val="Hyperlink"/>
-            <w:cs/>
-          </w:rPr>
-          <w:t>4</w:t>
-        </w:r>
-        <w:r>
-          <w:rPr>
-            <w:rStyle w:val="Hyperlink"/>
-          </w:rPr>
-          <w:t>b-b</w:t>
-        </w:r>
-        <w:r>
-          <w:rPr>
-            <w:rStyle w:val="Hyperlink"/>
-            <w:cs/>
-          </w:rPr>
-          <w:t>7</w:t>
-        </w:r>
-        <w:r>
-          <w:rPr>
-            <w:rStyle w:val="Hyperlink"/>
-          </w:rPr>
-          <w:t>ed-e</w:t>
-        </w:r>
-        <w:r>
-          <w:rPr>
-            <w:rStyle w:val="Hyperlink"/>
-            <w:cs/>
-          </w:rPr>
-          <w:t>83951</w:t>
-        </w:r>
-        <w:r>
-          <w:rPr>
-            <w:rStyle w:val="Hyperlink"/>
-          </w:rPr>
-          <w:t>d</w:t>
-        </w:r>
-        <w:r>
-          <w:rPr>
-            <w:rStyle w:val="Hyperlink"/>
-            <w:cs/>
-          </w:rPr>
-          <w:t>070</w:t>
-        </w:r>
-        <w:r>
-          <w:rPr>
-            <w:rStyle w:val="Hyperlink"/>
-          </w:rPr>
-          <w:t>ee/followup-history</w:t>
-        </w:r>
-      </w:hyperlink>
-      <w:r>
-        <w:rPr>
-          <w:rFonts w:hint="cs"/>
-          <w:cs/>
-        </w:rPr>
-        <w:t xml:space="preserve">   </w:t>
-      </w:r>
-      <w:r>
-        <w:rPr>
-          <w:rFonts w:hint="cs"/>
-          <w:cs/>
-        </w:rPr>
-        <w:t>จะมีข้อผิดพลาดดังรูป โดย</w:t>
-      </w:r>
-      <w:proofErr w:type="spellStart"/>
-      <w:r>
-        <w:rPr>
-          <w:rFonts w:hint="cs"/>
-          <w:cs/>
-        </w:rPr>
-        <w:t>ลิ้งค์</w:t>
-      </w:r>
-      <w:proofErr w:type="spellEnd"/>
-      <w:r>
-        <w:rPr>
-          <w:rFonts w:hint="cs"/>
-          <w:cs/>
-        </w:rPr>
-        <w:t xml:space="preserve">ที่ส่งเป็น </w:t>
-      </w:r>
-      <w:hyperlink r:id="rId5" w:history="1">
-        <w:r>
-          <w:rPr>
-            <w:rStyle w:val="Hyperlink"/>
-          </w:rPr>
-          <w:t>https://demi-plus-web-v2.vercel.app/admin/appointments/followup/dcd44c5d-7cc3-4674-b828-b77816c0461e</w:t>
-        </w:r>
-      </w:hyperlink>
-    </w:p>
-    <w:p>
       <w:pPr>
         <w:rPr>
           <w:rFonts w:hint="cs"/>
           <w:cs/>
-          <w:lang w:val="en-US"/>
         </w:rPr>
       </w:pPr>
       <w:r>
@@ -297,78 +37,8 @@
           <w:rFonts w:hint="cs"/>
           <w:cs/>
         </w:rPr>
-        <w:t xml:space="preserve">  ซึ่ง เป็น</w:t>
+        <w:t xml:space="preserve">ให้เพิ่ม วันที่ ทำการติดตามนัดหมาย โดย ให้เป็นค่าวันปัจจุบันไว้ก่อน แล้ว ให้เลือกเปลี่ยนวันได้ เพราะวันที่ติดตาม อาจไม่ใช่วันที่กรอกข้อมูล </w:t>
       </w:r>
-      <w:proofErr w:type="spellStart"/>
-      <w:r>
-        <w:rPr>
-          <w:rFonts w:hint="cs"/>
-          <w:cs/>
-        </w:rPr>
-        <w:t>ลิ้งค์</w:t>
-      </w:r>
-      <w:proofErr w:type="spellEnd"/>
-      <w:r>
-        <w:rPr>
-          <w:rFonts w:hint="cs"/>
-          <w:cs/>
-        </w:rPr>
-        <w:t xml:space="preserve">ที่ไม่ถูก (ทำให้เกิดข้อผิดพลาดขึ้นดังรูป)เพราะว่า เราปรับแก้ไขหน้า แก้ไขผลการติดตามนัดหมายแล้ว จึงทำให้ </w:t>
-      </w:r>
-      <w:proofErr w:type="spellStart"/>
-      <w:r>
-        <w:rPr>
-          <w:rFonts w:hint="cs"/>
-          <w:cs/>
-        </w:rPr>
-        <w:t>ลิ้ง</w:t>
-      </w:r>
-      <w:proofErr w:type="spellEnd"/>
-      <w:r>
-        <w:rPr>
-          <w:rFonts w:hint="cs"/>
-          <w:cs/>
-        </w:rPr>
-        <w:t xml:space="preserve">ที่ส่งมีวิธีการที่ผิดพลาด ดังนั้น จึงควรแก้ไข หน้าประวัตินัดหมายให้ ส่ง </w:t>
-      </w:r>
-      <w:r>
-        <w:rPr>
-          <w:lang w:val="en-US"/>
-        </w:rPr>
-        <w:t xml:space="preserve">link </w:t>
-      </w:r>
-      <w:r>
-        <w:rPr>
-          <w:rFonts w:hint="cs"/>
-          <w:cs/>
-          <w:lang w:val="en-US"/>
-        </w:rPr>
-        <w:t>ที่ถูกต้องในแบบปรับปรุงแล้วให้ด้วย  ส่งสรุปการแก้ไข และ การแก้ไขที่สมบูรณ์พร้อมวางมาให้ด้วย จะส่ง ไฟล์ หน้าประวัติ</w:t>
-      </w:r>
-      <w:r>
-        <w:rPr>
-          <w:rFonts w:hint="cs"/>
-          <w:cs/>
-          <w:lang w:val="en-US"/>
-        </w:rPr>
-        <w:t>การติดตาม</w:t>
-      </w:r>
-      <w:r>
-        <w:rPr>
-          <w:rFonts w:hint="cs"/>
-          <w:cs/>
-          <w:lang w:val="en-US"/>
-        </w:rPr>
-        <w:t>นัดหมายไปให้ดู เพื่อแก้ไข กลับมาด้วย</w:t>
-      </w:r>
-    </w:p>
-    <w:p>
-      <w:pPr>
-        <w:rPr>
-          <w:cs/>
-          <w:lang w:val="en-US"/>
-        </w:rPr>
-      </w:pPr>
     </w:p>
     <w:sectPr>
       <w:pgSz w:w="12240" w:h="15840"/>
@@ -986,6 +656,7 @@
   <w:style w:type="character" w:default="1" w:styleId="DefaultParagraphFont">
     <w:name w:val="Default Paragraph Font"/>
     <w:uiPriority w:val="1"/>
+    <w:semiHidden/>
     <w:unhideWhenUsed/>
   </w:style>
   <w:style w:type="table" w:default="1" w:styleId="TableNormal">
